--- a/Mapped Curriculum Lesson - Supplemental Material/Grade 7/Lesson 18 - Random Whole Numbers/Random Whole Numbers - Worksheet.docx
+++ b/Mapped Curriculum Lesson - Supplemental Material/Grade 7/Lesson 18 - Random Whole Numbers/Random Whole Numbers - Worksheet.docx
@@ -779,7 +779,33 @@
         <w:rPr>
           <w:color w:val="080808"/>
         </w:rPr>
-        <w:t>Create a random practice target. Ask for a minimum and maximum whole number, generate one target inside those inclusive bounds, and display it with a label. Test bounds 4 and 4; the target must be 4.</w:t>
+        <w:t xml:space="preserve">Ask for a minimum whole number and store it in [minimum]. Ask for a maximum whole number and store it in [maximum]. Use </w:t>
+      </w:r>
+      <w:r>
+        <w:rPr>
+          <w:color w:val="1750EB"/>
+          <w:rFonts w:ascii="Consolas" w:hAnsi="Consolas"/>
+        </w:rPr>
+        <w:t>randint()</w:t>
+      </w:r>
+      <w:r>
+        <w:rPr>
+          <w:color w:val="080808"/>
+        </w:rPr>
+        <w:t xml:space="preserve"> to generate a number between [minimum] and [maximum], including both values, and store it in [target]. Test 4 and 4; display </w:t>
+      </w:r>
+      <w:r>
+        <w:rPr>
+          <w:color w:val="067D17"/>
+          <w:rFonts w:ascii="Consolas" w:hAnsi="Consolas"/>
+        </w:rPr>
+        <w:t>"Practice target: 4"</w:t>
+      </w:r>
+      <w:r>
+        <w:rPr>
+          <w:color w:val="080808"/>
+        </w:rPr>
+        <w:t>.</w:t>
       </w:r>
     </w:p>
     <w:p>

--- a/Mapped Curriculum Lesson - Supplemental Material/Grade 7/Lesson 18 - Random Whole Numbers/Random Whole Numbers - Worksheet.docx
+++ b/Mapped Curriculum Lesson - Supplemental Material/Grade 7/Lesson 18 - Random Whole Numbers/Random Whole Numbers - Worksheet.docx
@@ -662,7 +662,82 @@
         <w:rPr>
           <w:color w:val="080808"/>
         </w:rPr>
-        <w:t>Change the die so it can roll numbers from 1 to 12. Run the program several times; every result should be between 1 and 12.</w:t>
+        <w:t xml:space="preserve">Change the example into a coin toss. Use </w:t>
+      </w:r>
+      <w:r>
+        <w:rPr>
+          <w:color w:val="1750EB"/>
+          <w:rFonts w:ascii="JetBrains Mono" w:hAnsi="JetBrains Mono"/>
+          <w:sz w:val="20"/>
+          <w:szCs w:val="20"/>
+        </w:rPr>
+        <w:t>random.randint()</w:t>
+      </w:r>
+      <w:r>
+        <w:rPr>
+          <w:color w:val="080808"/>
+        </w:rPr>
+        <w:t xml:space="preserve"> to choose 1 or 2, then use </w:t>
+      </w:r>
+      <w:r>
+        <w:rPr>
+          <w:color w:val="1750EB"/>
+          <w:rFonts w:ascii="JetBrains Mono" w:hAnsi="JetBrains Mono"/>
+          <w:sz w:val="20"/>
+          <w:szCs w:val="20"/>
+        </w:rPr>
+        <w:t>if</w:t>
+      </w:r>
+      <w:r>
+        <w:rPr>
+          <w:color w:val="080808"/>
+        </w:rPr>
+        <w:t xml:space="preserve"> and </w:t>
+      </w:r>
+      <w:r>
+        <w:rPr>
+          <w:color w:val="1750EB"/>
+          <w:rFonts w:ascii="JetBrains Mono" w:hAnsi="JetBrains Mono"/>
+          <w:sz w:val="20"/>
+          <w:szCs w:val="20"/>
+        </w:rPr>
+        <w:t>else</w:t>
+      </w:r>
+      <w:r>
+        <w:rPr>
+          <w:color w:val="080808"/>
+        </w:rPr>
+        <w:t xml:space="preserve"> to display </w:t>
+      </w:r>
+      <w:r>
+        <w:rPr>
+          <w:color w:val="067D17"/>
+          <w:rFonts w:ascii="JetBrains Mono" w:hAnsi="JetBrains Mono"/>
+          <w:sz w:val="20"/>
+          <w:szCs w:val="20"/>
+        </w:rPr>
+        <w:t>"Heads"</w:t>
+      </w:r>
+      <w:r>
+        <w:rPr>
+          <w:color w:val="080808"/>
+        </w:rPr>
+        <w:t xml:space="preserve"> for 1 and </w:t>
+      </w:r>
+      <w:r>
+        <w:rPr>
+          <w:color w:val="067D17"/>
+          <w:rFonts w:ascii="JetBrains Mono" w:hAnsi="JetBrains Mono"/>
+          <w:sz w:val="20"/>
+          <w:szCs w:val="20"/>
+        </w:rPr>
+        <w:t>"Tails"</w:t>
+      </w:r>
+      <w:r>
+        <w:rPr>
+          <w:color w:val="080808"/>
+        </w:rPr>
+        <w:t xml:space="preserve"> for 2. Run the program several times until you have seen both results.</w:t>
       </w:r>
     </w:p>
     <w:p w14:noSpellErr="1">
@@ -752,7 +827,84 @@
         <w:rPr>
           <w:color w:val="080808"/>
         </w:rPr>
-        <w:t>Generate two six-sided rolls. Display both rolls and their total.</w:t>
+        <w:t xml:space="preserve">Change the example so it rolls two dice. Use </w:t>
+      </w:r>
+      <w:r>
+        <w:rPr>
+          <w:color w:val="1750EB"/>
+          <w:rFonts w:ascii="JetBrains Mono" w:hAnsi="JetBrains Mono"/>
+          <w:sz w:val="20"/>
+          <w:szCs w:val="20"/>
+        </w:rPr>
+        <w:t>random.randint()</w:t>
+      </w:r>
+      <w:r>
+        <w:rPr>
+          <w:color w:val="080808"/>
+        </w:rPr>
+        <w:t xml:space="preserve"> twice and store the rolls in </w:t>
+      </w:r>
+      <w:r>
+        <w:rPr>
+          <w:color w:val="6A1B9A"/>
+          <w:rFonts w:ascii="JetBrains Mono" w:hAnsi="JetBrains Mono"/>
+          <w:sz w:val="20"/>
+          <w:szCs w:val="20"/>
+          <w:shd w:val="clear" w:color="auto" w:fill="ECEAF4"/>
+        </w:rPr>
+        <w:t> roll_one </w:t>
+      </w:r>
+      <w:r>
+        <w:rPr>
+          <w:color w:val="080808"/>
+        </w:rPr>
+        <w:t xml:space="preserve"> and </w:t>
+      </w:r>
+      <w:r>
+        <w:rPr>
+          <w:color w:val="6A1B9A"/>
+          <w:rFonts w:ascii="JetBrains Mono" w:hAnsi="JetBrains Mono"/>
+          <w:sz w:val="20"/>
+          <w:szCs w:val="20"/>
+          <w:shd w:val="clear" w:color="auto" w:fill="ECEAF4"/>
+        </w:rPr>
+        <w:t> roll_two </w:t>
+      </w:r>
+      <w:r>
+        <w:rPr>
+          <w:color w:val="080808"/>
+        </w:rPr>
+        <w:t xml:space="preserve">, display both after </w:t>
+      </w:r>
+      <w:r>
+        <w:rPr>
+          <w:color w:val="067D17"/>
+          <w:rFonts w:ascii="JetBrains Mono" w:hAnsi="JetBrains Mono"/>
+          <w:sz w:val="20"/>
+          <w:szCs w:val="20"/>
+        </w:rPr>
+        <w:t>"Rolls:"</w:t>
+      </w:r>
+      <w:r>
+        <w:rPr>
+          <w:color w:val="080808"/>
+        </w:rPr>
+        <w:t xml:space="preserve">, then display their sum after </w:t>
+      </w:r>
+      <w:r>
+        <w:rPr>
+          <w:color w:val="067D17"/>
+          <w:rFonts w:ascii="JetBrains Mono" w:hAnsi="JetBrains Mono"/>
+          <w:sz w:val="20"/>
+          <w:szCs w:val="20"/>
+        </w:rPr>
+        <w:t>"Total:"</w:t>
+      </w:r>
+      <w:r>
+        <w:rPr>
+          <w:color w:val="080808"/>
+        </w:rPr>
+        <w:t>. Run it several times and check each total.</w:t>
       </w:r>
     </w:p>
     <w:p>
@@ -779,33 +931,84 @@
         <w:rPr>
           <w:color w:val="080808"/>
         </w:rPr>
-        <w:t xml:space="preserve">Ask for a minimum whole number and store it in [minimum]. Ask for a maximum whole number and store it in [maximum]. Use </w:t>
+        <w:t xml:space="preserve">Create a guessing program. Ask for a minimum and a maximum whole number, then use </w:t>
       </w:r>
       <w:r>
         <w:rPr>
           <w:color w:val="1750EB"/>
-          <w:rFonts w:ascii="Consolas" w:hAnsi="Consolas"/>
-        </w:rPr>
-        <w:t>randint()</w:t>
-      </w:r>
-      <w:r>
-        <w:rPr>
-          <w:color w:val="080808"/>
-        </w:rPr>
-        <w:t xml:space="preserve"> to generate a number between [minimum] and [maximum], including both values, and store it in [target]. Test 4 and 4; display </w:t>
+          <w:rFonts w:ascii="JetBrains Mono" w:hAnsi="JetBrains Mono"/>
+          <w:sz w:val="20"/>
+          <w:szCs w:val="20"/>
+        </w:rPr>
+        <w:t>random.randint()</w:t>
+      </w:r>
+      <w:r>
+        <w:rPr>
+          <w:color w:val="080808"/>
+        </w:rPr>
+        <w:t xml:space="preserve"> to choose a </w:t>
+      </w:r>
+      <w:r>
+        <w:rPr>
+          <w:color w:val="6A1B9A"/>
+          <w:rFonts w:ascii="JetBrains Mono" w:hAnsi="JetBrains Mono"/>
+          <w:sz w:val="20"/>
+          <w:szCs w:val="20"/>
+          <w:shd w:val="clear" w:color="auto" w:fill="ECEAF4"/>
+        </w:rPr>
+        <w:t> target </w:t>
+      </w:r>
+      <w:r>
+        <w:rPr>
+          <w:color w:val="080808"/>
+        </w:rPr>
+        <w:t xml:space="preserve"> between them, including both. Ask the user to guess it. Display </w:t>
       </w:r>
       <w:r>
         <w:rPr>
           <w:color w:val="067D17"/>
-          <w:rFonts w:ascii="Consolas" w:hAnsi="Consolas"/>
-        </w:rPr>
-        <w:t>"Practice target: 4"</w:t>
-      </w:r>
-      <w:r>
-        <w:rPr>
-          <w:color w:val="080808"/>
-        </w:rPr>
-        <w:t>.</w:t>
+          <w:rFonts w:ascii="JetBrains Mono" w:hAnsi="JetBrains Mono"/>
+          <w:sz w:val="20"/>
+          <w:szCs w:val="20"/>
+        </w:rPr>
+        <w:t>"Correct"</w:t>
+      </w:r>
+      <w:r>
+        <w:rPr>
+          <w:color w:val="080808"/>
+        </w:rPr>
+        <w:t xml:space="preserve"> or </w:t>
+      </w:r>
+      <w:r>
+        <w:rPr>
+          <w:color w:val="067D17"/>
+          <w:rFonts w:ascii="JetBrains Mono" w:hAnsi="JetBrains Mono"/>
+          <w:sz w:val="20"/>
+          <w:szCs w:val="20"/>
+        </w:rPr>
+        <w:t>"The target was"</w:t>
+      </w:r>
+      <w:r>
+        <w:rPr>
+          <w:color w:val="080808"/>
+        </w:rPr>
+        <w:t xml:space="preserve"> followed by </w:t>
+      </w:r>
+      <w:r>
+        <w:rPr>
+          <w:color w:val="6A1B9A"/>
+          <w:rFonts w:ascii="JetBrains Mono" w:hAnsi="JetBrains Mono"/>
+          <w:sz w:val="20"/>
+          <w:szCs w:val="20"/>
+          <w:shd w:val="clear" w:color="auto" w:fill="ECEAF4"/>
+        </w:rPr>
+        <w:t> target </w:t>
+      </w:r>
+      <w:r>
+        <w:rPr>
+          <w:color w:val="080808"/>
+        </w:rPr>
+        <w:t>. Test 4 and 4 with a guess of 4.</w:t>
       </w:r>
     </w:p>
     <w:p>

--- a/Mapped Curriculum Lesson - Supplemental Material/Grade 7/Lesson 18 - Random Whole Numbers/Random Whole Numbers - Worksheet.docx
+++ b/Mapped Curriculum Lesson - Supplemental Material/Grade 7/Lesson 18 - Random Whole Numbers/Random Whole Numbers - Worksheet.docx
@@ -681,7 +681,7 @@
       </w:r>
       <w:r>
         <w:rPr>
-          <w:color w:val="1750EB"/>
+          <w:color w:val="C45E00"/>
           <w:rFonts w:ascii="JetBrains Mono" w:hAnsi="JetBrains Mono"/>
           <w:sz w:val="20"/>
           <w:szCs w:val="20"/>
@@ -696,7 +696,7 @@
       </w:r>
       <w:r>
         <w:rPr>
-          <w:color w:val="1750EB"/>
+          <w:color w:val="C45E00"/>
           <w:rFonts w:ascii="JetBrains Mono" w:hAnsi="JetBrains Mono"/>
           <w:sz w:val="20"/>
           <w:szCs w:val="20"/>

--- a/Mapped Curriculum Lesson - Supplemental Material/Grade 7/Lesson 18 - Random Whole Numbers/Random Whole Numbers - Worksheet.docx
+++ b/Mapped Curriculum Lesson - Supplemental Material/Grade 7/Lesson 18 - Random Whole Numbers/Random Whole Numbers - Worksheet.docx
@@ -36,9 +36,18 @@
           <w:rFonts w:ascii="JetBrains Mono" w:hAnsi="JetBrains Mono" w:cs="JetBrains Mono"/>
           <w:sz w:val="24"/>
           <w:szCs w:val="24"/>
-          <w:color w:val="080808"/>
-        </w:rPr>
-        <w:t>import random</w:t>
+          <w:color w:val="C45E00"/>
+        </w:rPr>
+        <w:t>import</w:t>
+      </w:r>
+      <w:r>
+        <w:rPr>
+          <w:rFonts w:ascii="JetBrains Mono" w:hAnsi="JetBrains Mono" w:cs="JetBrains Mono"/>
+          <w:sz w:val="24"/>
+          <w:szCs w:val="24"/>
+          <w:color w:val="080808"/>
+        </w:rPr>
+        <w:t xml:space="preserve"> random</w:t>
       </w:r>
       <w:r>
         <w:rPr>
@@ -514,9 +523,18 @@
           <w:rFonts w:ascii="JetBrains Mono" w:hAnsi="JetBrains Mono" w:cs="JetBrains Mono"/>
           <w:sz w:val="24"/>
           <w:szCs w:val="24"/>
-          <w:color w:val="080808"/>
-        </w:rPr>
-        <w:t>import random</w:t>
+          <w:color w:val="C45E00"/>
+        </w:rPr>
+        <w:t>import</w:t>
+      </w:r>
+      <w:r>
+        <w:rPr>
+          <w:rFonts w:ascii="JetBrains Mono" w:hAnsi="JetBrains Mono" w:cs="JetBrains Mono"/>
+          <w:sz w:val="24"/>
+          <w:szCs w:val="24"/>
+          <w:color w:val="080808"/>
+        </w:rPr>
+        <w:t xml:space="preserve"> random</w:t>
       </w:r>
       <w:r>
         <w:rPr>
@@ -1122,9 +1140,19 @@
           <w:kern w:val="0"/>
           <w:szCs w:val="24"/>
           <w14:ligatures w14:val="none"/>
-          <w:color w:val="080808"/>
-        </w:rPr>
-        <w:t>import random</w:t>
+          <w:color w:val="C45E00"/>
+        </w:rPr>
+        <w:t>import</w:t>
+      </w:r>
+      <w:r>
+        <w:rPr>
+          <w:rFonts w:ascii="JetBrains Mono" w:hAnsi="JetBrains Mono" w:eastAsia="Times New Roman" w:cs="JetBrains Mono"/>
+          <w:kern w:val="0"/>
+          <w:szCs w:val="24"/>
+          <w14:ligatures w14:val="none"/>
+          <w:color w:val="080808"/>
+        </w:rPr>
+        <w:t xml:space="preserve"> random</w:t>
       </w:r>
       <w:r>
         <w:rPr>
